--- a/watch-output/身心生活/2026-10-21_Web_Threads-讀書上癮的秘訣__Det4Ya3EyqQ/2026-10-21_Web_Threads-讀書上癮的秘訣__Det4Ya3EyqQ_report.docx
+++ b/watch-output/身心生活/2026-10-21_Web_Threads-讀書上癮的秘訣__Det4Ya3EyqQ/2026-10-21_Web_Threads-讀書上癮的秘訣__Det4Ya3EyqQ_report.docx
@@ -905,7 +905,7 @@
           <w:rFonts w:ascii="Microsoft JhengHei" w:hAnsi="Microsoft JhengHei" w:eastAsia="Microsoft JhengHei"/>
           <w:sz w:val="21"/>
         </w:rPr>
-        <w:t xml:space="preserve"> 講者主張可後天養成過目不忘、背書速度超越同學十倍、三天背完馬原、一週背 2,000 單詞（皆講者主張，未查證）</w:t>
+        <w:t xml:space="preserve"> 講者主張過目不忘可以後天養成，99% 的考試拼的是記憶而不是智商。她說自己用六輪滾動記憶法，背書速度可超越同學十倍、三天背完馬原得 90 分、一週背 2,000 單詞過四六級（以上皆講者主張，未查證）。</w:t>
       </w:r>
     </w:p>
     <w:p>
@@ -939,7 +939,7 @@
         <w:pStyle w:val="Heading3"/>
       </w:pPr>
       <w:r>
-        <w:t>投影片 2：原理：遺忘曲線與短時→長時記憶（00:48–01:17）</w:t>
+        <w:t>投影片 2：原理：遺忘曲線與短時→長時記憶（00:48–01:09）</w:t>
       </w:r>
     </w:p>
     <w:p>
@@ -995,7 +995,7 @@
           <w:rFonts w:ascii="Microsoft JhengHei" w:hAnsi="Microsoft JhengHei" w:eastAsia="Microsoft JhengHei"/>
           <w:sz w:val="21"/>
         </w:rPr>
-        <w:t xml:space="preserve"> 依艾賓浩斯遺忘曲線，新資訊會擠走舊內容；要轉成長時記憶，需採滾輪式背誦</w:t>
+        <w:t xml:space="preserve"> 講者先說完整版不在此展示，想學要留言「666」（引流話術）。接著依艾賓浩斯遺忘曲線說明：短時記憶只能在一定時間內儲存一定量的內容，新吸收的東西會擠走舊內容。要把短時記憶轉成長時記憶，就必須採用滾車輪式背誦法。</w:t>
       </w:r>
     </w:p>
     <w:p>
@@ -1021,7 +1021,7 @@
           <w:rFonts w:ascii="Microsoft JhengHei" w:hAnsi="Microsoft JhengHei" w:eastAsia="Microsoft JhengHei"/>
           <w:sz w:val="21"/>
         </w:rPr>
-        <w:t>特別想學的話敲666，學過普心的同學都知道，根據艾賓浩斯的遺忘曲線，我們的短時記憶，只能夠在一定時間內儲存一定量的事情，時間長了，新吸收的東西就會擠走原本看過的舊內容，所以要將這種短時記憶轉變成長時記憶，就必須採取滾車輪式背誦法，以下是我自己的背書節奏，六遍為一輪，建議每週迴圈一遍，每背一輪都會更清晰，更熟練。</w:t>
+        <w:t>特別想學的話敲666，學過普心的同學都知道，根據艾賓浩斯的遺忘曲線，我們的短時記憶，只能夠在一定時間內儲存一定量的事情，時間長了，新吸收的東西就會擠走原本看過的舊內容，所以要將這種短時記憶轉變成長時記憶，就必須採取滾車輪式背誦法。</w:t>
       </w:r>
     </w:p>
     <w:p>
@@ -1029,7 +1029,7 @@
         <w:pStyle w:val="Heading3"/>
       </w:pPr>
       <w:r>
-        <w:t>投影片 3：六輪流程：翻書講→抓關鍵詞→閉書講→默寫→查缺→完整複述（01:17–03:10）</w:t>
+        <w:t>投影片 3：節奏：六遍為一輪、每週循環（01:09–01:17）</w:t>
       </w:r>
     </w:p>
     <w:p>
@@ -1085,7 +1085,7 @@
           <w:rFonts w:ascii="Microsoft JhengHei" w:hAnsi="Microsoft JhengHei" w:eastAsia="Microsoft JhengHei"/>
           <w:sz w:val="21"/>
         </w:rPr>
-        <w:t xml:space="preserve"> 六遍為一輪、建議每週循環一遍：一建框架、二填關鍵詞、三閉書講、四默寫、五對照補漏、六完整複述</w:t>
+        <w:t xml:space="preserve"> 講者的背書節奏是六遍為一輪，建議每週循環一遍；每背一輪都會更清晰、更熟練。這段是進入六個步驟前的總說明。</w:t>
       </w:r>
     </w:p>
     <w:p>
@@ -1102,7 +1102,7 @@
           <w:rFonts w:ascii="Microsoft JhengHei" w:hAnsi="Microsoft JhengHei" w:eastAsia="Microsoft JhengHei"/>
           <w:sz w:val="21"/>
         </w:rPr>
-        <w:t xml:space="preserve"> #六輪 #默寫 #閉書講 #查缺補漏 #完整複述</w:t>
+        <w:t xml:space="preserve"> #六遍一輪 #每週循環</w:t>
       </w:r>
     </w:p>
     <w:p>
@@ -1111,7 +1111,637 @@
           <w:rFonts w:ascii="Microsoft JhengHei" w:hAnsi="Microsoft JhengHei" w:eastAsia="Microsoft JhengHei"/>
           <w:sz w:val="21"/>
         </w:rPr>
-        <w:t>一，第一輪，翻書講內容，先建立整體框架，別一開始就細摳詞句，先開啟書，像講故事一樣一邊翻一邊講給自己聽，先把大概內容過一遍，重點是抓住結構和章節邏輯，像搭建一座知識大廈的骨架。2. 第二輪，抓關鍵詞語，細節填進大骨架回到原文，找出關鍵概念和高頻點，把框架填滿肉。這個階段可以標記關鍵詞，畫邏輯箭頭，幫助你連線資訊，內容不需要百分百精準，但要盡量熟練。3. 第三輪，閉書講一遍，捋順自己的邏輯，拿出自己的筆記本或思維導圖，合上書，嘗試邊看結構邊把內容說出來，這個階段會發現哪些地方記得不牢，及時回書查漏補缺，四，第四輪，動手寫下來，模擬輸出表達，找一張空白紙，邊背邊默寫，不是為了練字，而是為了讓大腦主動提取資訊，寫的過程相當於在腦海裡影印一次，記得更牢，五，第五輪，查缺補漏，對照記憶空白，拿第三輪的思維導圖或重點筆記，對照剛才默寫的內容，把沒記住的地方用不同顏色補上，再複述一遍，這時候你會發現，你其實已經掌握的七七八八了，六，第六輪，完整複述，強化記憶流暢度，最後一輪不要再依賴工具合上書，用講課的方式完整講一遍，可以默默講，也可以開錄音自我檢驗，這一步不追求完美，而是追求流暢和順暢調動的能力，模擬考試狀態，每一遍其實都不是簡單重複，而是有目的，有重點的加深，六遍走完，你會對那部分內容形成非常立體的掌握。</w:t>
+        <w:t>以下是我自己的背書節奏，六遍為一輪，建議每週迴圈一遍，每背一輪都會更清晰，更熟練。</w:t>
+      </w:r>
+    </w:p>
+    <w:p>
+      <w:pPr>
+        <w:pStyle w:val="Heading3"/>
+      </w:pPr>
+      <w:r>
+        <w:t>投影片 4：第一輪：翻書講內容，先建立整體框架（01:17–01:34）</w:t>
+      </w:r>
+    </w:p>
+    <w:p>
+      <w:pPr>
+        <w:jc w:val="center"/>
+      </w:pPr>
+      <w:r>
+        <w:drawing>
+          <wp:inline xmlns:a="http://schemas.openxmlformats.org/drawingml/2006/main" xmlns:pic="http://schemas.openxmlformats.org/drawingml/2006/picture">
+            <wp:extent cx="5760000" cy="3240000"/>
+            <wp:docPr id="4" name="Picture 4"/>
+            <wp:cNvGraphicFramePr>
+              <a:graphicFrameLocks noChangeAspect="1"/>
+            </wp:cNvGraphicFramePr>
+            <a:graphic>
+              <a:graphicData uri="http://schemas.openxmlformats.org/drawingml/2006/picture">
+                <pic:pic>
+                  <pic:nvPicPr>
+                    <pic:cNvPr id="0" name="image.jpg"/>
+                    <pic:cNvPicPr/>
+                  </pic:nvPicPr>
+                  <pic:blipFill>
+                    <a:blip r:embed="rId13"/>
+                    <a:stretch>
+                      <a:fillRect/>
+                    </a:stretch>
+                  </pic:blipFill>
+                  <pic:spPr>
+                    <a:xfrm>
+                      <a:off x="0" y="0"/>
+                      <a:ext cx="5760000" cy="3240000"/>
+                    </a:xfrm>
+                    <a:prstGeom prst="rect"/>
+                  </pic:spPr>
+                </pic:pic>
+              </a:graphicData>
+            </a:graphic>
+          </wp:inline>
+        </w:drawing>
+      </w:r>
+    </w:p>
+    <w:p>
+      <w:r>
+        <w:rPr>
+          <w:rFonts w:ascii="Microsoft JhengHei" w:hAnsi="Microsoft JhengHei" w:eastAsia="Microsoft JhengHei"/>
+          <w:b/>
+          <w:sz w:val="21"/>
+        </w:rPr>
+        <w:t>重點：</w:t>
+      </w:r>
+      <w:r>
+        <w:rPr>
+          <w:rFonts w:ascii="Microsoft JhengHei" w:hAnsi="Microsoft JhengHei" w:eastAsia="Microsoft JhengHei"/>
+          <w:sz w:val="21"/>
+        </w:rPr>
+        <w:t xml:space="preserve"> 第一輪不要一開始就細摳詞句，先打開書，像講故事一樣一邊翻一邊講給自己聽。重點是抓住結構和章節邏輯，像搭建知識大廈的骨架。</w:t>
+      </w:r>
+    </w:p>
+    <w:p>
+      <w:r>
+        <w:rPr>
+          <w:rFonts w:ascii="Microsoft JhengHei" w:hAnsi="Microsoft JhengHei" w:eastAsia="Microsoft JhengHei"/>
+          <w:b/>
+          <w:sz w:val="21"/>
+        </w:rPr>
+        <w:t>標籤：</w:t>
+      </w:r>
+      <w:r>
+        <w:rPr>
+          <w:rFonts w:ascii="Microsoft JhengHei" w:hAnsi="Microsoft JhengHei" w:eastAsia="Microsoft JhengHei"/>
+          <w:sz w:val="21"/>
+        </w:rPr>
+        <w:t xml:space="preserve"> #整體框架 #章節邏輯</w:t>
+      </w:r>
+    </w:p>
+    <w:p>
+      <w:r>
+        <w:rPr>
+          <w:rFonts w:ascii="Microsoft JhengHei" w:hAnsi="Microsoft JhengHei" w:eastAsia="Microsoft JhengHei"/>
+          <w:sz w:val="21"/>
+        </w:rPr>
+        <w:t>一，第一輪，翻書講內容，先建立整體框架，別一開始就細摳詞句，先開啟書，像講故事一樣一邊翻一邊講給自己聽，先把大概內容過一遍，重點是抓住結構和章節邏輯，像搭建一座知識大廈的骨架。</w:t>
+      </w:r>
+    </w:p>
+    <w:p>
+      <w:pPr>
+        <w:pStyle w:val="Heading3"/>
+      </w:pPr>
+      <w:r>
+        <w:t>投影片 5：第二輪：抓關鍵詞語，把細節填進骨架（01:34–01:52）</w:t>
+      </w:r>
+    </w:p>
+    <w:p>
+      <w:pPr>
+        <w:jc w:val="center"/>
+      </w:pPr>
+      <w:r>
+        <w:drawing>
+          <wp:inline xmlns:a="http://schemas.openxmlformats.org/drawingml/2006/main" xmlns:pic="http://schemas.openxmlformats.org/drawingml/2006/picture">
+            <wp:extent cx="5760000" cy="3240000"/>
+            <wp:docPr id="5" name="Picture 5"/>
+            <wp:cNvGraphicFramePr>
+              <a:graphicFrameLocks noChangeAspect="1"/>
+            </wp:cNvGraphicFramePr>
+            <a:graphic>
+              <a:graphicData uri="http://schemas.openxmlformats.org/drawingml/2006/picture">
+                <pic:pic>
+                  <pic:nvPicPr>
+                    <pic:cNvPr id="0" name="image.jpg"/>
+                    <pic:cNvPicPr/>
+                  </pic:nvPicPr>
+                  <pic:blipFill>
+                    <a:blip r:embed="rId14"/>
+                    <a:stretch>
+                      <a:fillRect/>
+                    </a:stretch>
+                  </pic:blipFill>
+                  <pic:spPr>
+                    <a:xfrm>
+                      <a:off x="0" y="0"/>
+                      <a:ext cx="5760000" cy="3240000"/>
+                    </a:xfrm>
+                    <a:prstGeom prst="rect"/>
+                  </pic:spPr>
+                </pic:pic>
+              </a:graphicData>
+            </a:graphic>
+          </wp:inline>
+        </w:drawing>
+      </w:r>
+    </w:p>
+    <w:p>
+      <w:r>
+        <w:rPr>
+          <w:rFonts w:ascii="Microsoft JhengHei" w:hAnsi="Microsoft JhengHei" w:eastAsia="Microsoft JhengHei"/>
+          <w:b/>
+          <w:sz w:val="21"/>
+        </w:rPr>
+        <w:t>重點：</w:t>
+      </w:r>
+      <w:r>
+        <w:rPr>
+          <w:rFonts w:ascii="Microsoft JhengHei" w:hAnsi="Microsoft JhengHei" w:eastAsia="Microsoft JhengHei"/>
+          <w:sz w:val="21"/>
+        </w:rPr>
+        <w:t xml:space="preserve"> 回到原文，找出關鍵概念和高頻點，把第一輪的框架填滿。這個階段可以標記關鍵詞、畫邏輯箭頭來連結資訊，內容不需要百分百精準，但要盡量熟練。</w:t>
+      </w:r>
+    </w:p>
+    <w:p>
+      <w:r>
+        <w:rPr>
+          <w:rFonts w:ascii="Microsoft JhengHei" w:hAnsi="Microsoft JhengHei" w:eastAsia="Microsoft JhengHei"/>
+          <w:b/>
+          <w:sz w:val="21"/>
+        </w:rPr>
+        <w:t>標籤：</w:t>
+      </w:r>
+      <w:r>
+        <w:rPr>
+          <w:rFonts w:ascii="Microsoft JhengHei" w:hAnsi="Microsoft JhengHei" w:eastAsia="Microsoft JhengHei"/>
+          <w:sz w:val="21"/>
+        </w:rPr>
+        <w:t xml:space="preserve"> #關鍵詞 #高頻點 #邏輯箭頭</w:t>
+      </w:r>
+    </w:p>
+    <w:p>
+      <w:r>
+        <w:rPr>
+          <w:rFonts w:ascii="Microsoft JhengHei" w:hAnsi="Microsoft JhengHei" w:eastAsia="Microsoft JhengHei"/>
+          <w:sz w:val="21"/>
+        </w:rPr>
+        <w:t>2. 第二輪，抓關鍵詞語，細節填進大骨架回到原文，找出關鍵概念和高頻點，把框架填滿肉。這個階段可以標記關鍵詞，畫邏輯箭頭，幫助你連線資訊，內容不需要百分百精準，但要盡量熟練。</w:t>
+      </w:r>
+    </w:p>
+    <w:p>
+      <w:pPr>
+        <w:pStyle w:val="Heading3"/>
+      </w:pPr>
+      <w:r>
+        <w:t>投影片 6：第三輪：閉書講一遍，捋順邏輯（01:52–02:07）</w:t>
+      </w:r>
+    </w:p>
+    <w:p>
+      <w:pPr>
+        <w:jc w:val="center"/>
+      </w:pPr>
+      <w:r>
+        <w:drawing>
+          <wp:inline xmlns:a="http://schemas.openxmlformats.org/drawingml/2006/main" xmlns:pic="http://schemas.openxmlformats.org/drawingml/2006/picture">
+            <wp:extent cx="5760000" cy="3240000"/>
+            <wp:docPr id="6" name="Picture 6"/>
+            <wp:cNvGraphicFramePr>
+              <a:graphicFrameLocks noChangeAspect="1"/>
+            </wp:cNvGraphicFramePr>
+            <a:graphic>
+              <a:graphicData uri="http://schemas.openxmlformats.org/drawingml/2006/picture">
+                <pic:pic>
+                  <pic:nvPicPr>
+                    <pic:cNvPr id="0" name="image.jpg"/>
+                    <pic:cNvPicPr/>
+                  </pic:nvPicPr>
+                  <pic:blipFill>
+                    <a:blip r:embed="rId15"/>
+                    <a:stretch>
+                      <a:fillRect/>
+                    </a:stretch>
+                  </pic:blipFill>
+                  <pic:spPr>
+                    <a:xfrm>
+                      <a:off x="0" y="0"/>
+                      <a:ext cx="5760000" cy="3240000"/>
+                    </a:xfrm>
+                    <a:prstGeom prst="rect"/>
+                  </pic:spPr>
+                </pic:pic>
+              </a:graphicData>
+            </a:graphic>
+          </wp:inline>
+        </w:drawing>
+      </w:r>
+    </w:p>
+    <w:p>
+      <w:r>
+        <w:rPr>
+          <w:rFonts w:ascii="Microsoft JhengHei" w:hAnsi="Microsoft JhengHei" w:eastAsia="Microsoft JhengHei"/>
+          <w:b/>
+          <w:sz w:val="21"/>
+        </w:rPr>
+        <w:t>重點：</w:t>
+      </w:r>
+      <w:r>
+        <w:rPr>
+          <w:rFonts w:ascii="Microsoft JhengHei" w:hAnsi="Microsoft JhengHei" w:eastAsia="Microsoft JhengHei"/>
+          <w:sz w:val="21"/>
+        </w:rPr>
+        <w:t xml:space="preserve"> 拿出自己的筆記本或思維導圖，合上書，邊看結構邊把內容說出來。這個階段會發現哪些地方記得不牢，要及時回書查漏補缺。</w:t>
+      </w:r>
+    </w:p>
+    <w:p>
+      <w:r>
+        <w:rPr>
+          <w:rFonts w:ascii="Microsoft JhengHei" w:hAnsi="Microsoft JhengHei" w:eastAsia="Microsoft JhengHei"/>
+          <w:b/>
+          <w:sz w:val="21"/>
+        </w:rPr>
+        <w:t>標籤：</w:t>
+      </w:r>
+      <w:r>
+        <w:rPr>
+          <w:rFonts w:ascii="Microsoft JhengHei" w:hAnsi="Microsoft JhengHei" w:eastAsia="Microsoft JhengHei"/>
+          <w:sz w:val="21"/>
+        </w:rPr>
+        <w:t xml:space="preserve"> #閉書講 #思維導圖</w:t>
+      </w:r>
+    </w:p>
+    <w:p>
+      <w:r>
+        <w:rPr>
+          <w:rFonts w:ascii="Microsoft JhengHei" w:hAnsi="Microsoft JhengHei" w:eastAsia="Microsoft JhengHei"/>
+          <w:sz w:val="21"/>
+        </w:rPr>
+        <w:t>3. 第三輪，閉書講一遍，捋順自己的邏輯，拿出自己的筆記本或思維導圖，合上書，嘗試邊看結構邊把內容說出來，這個階段會發現哪些地方記得不牢，及時回書查漏補缺。</w:t>
+      </w:r>
+    </w:p>
+    <w:p>
+      <w:pPr>
+        <w:pStyle w:val="Heading3"/>
+      </w:pPr>
+      <w:r>
+        <w:t>投影片 7：第四輪：動手寫下來，模擬輸出（02:07–02:23）</w:t>
+      </w:r>
+    </w:p>
+    <w:p>
+      <w:pPr>
+        <w:jc w:val="center"/>
+      </w:pPr>
+      <w:r>
+        <w:drawing>
+          <wp:inline xmlns:a="http://schemas.openxmlformats.org/drawingml/2006/main" xmlns:pic="http://schemas.openxmlformats.org/drawingml/2006/picture">
+            <wp:extent cx="5760000" cy="3240000"/>
+            <wp:docPr id="7" name="Picture 7"/>
+            <wp:cNvGraphicFramePr>
+              <a:graphicFrameLocks noChangeAspect="1"/>
+            </wp:cNvGraphicFramePr>
+            <a:graphic>
+              <a:graphicData uri="http://schemas.openxmlformats.org/drawingml/2006/picture">
+                <pic:pic>
+                  <pic:nvPicPr>
+                    <pic:cNvPr id="0" name="image.jpg"/>
+                    <pic:cNvPicPr/>
+                  </pic:nvPicPr>
+                  <pic:blipFill>
+                    <a:blip r:embed="rId16"/>
+                    <a:stretch>
+                      <a:fillRect/>
+                    </a:stretch>
+                  </pic:blipFill>
+                  <pic:spPr>
+                    <a:xfrm>
+                      <a:off x="0" y="0"/>
+                      <a:ext cx="5760000" cy="3240000"/>
+                    </a:xfrm>
+                    <a:prstGeom prst="rect"/>
+                  </pic:spPr>
+                </pic:pic>
+              </a:graphicData>
+            </a:graphic>
+          </wp:inline>
+        </w:drawing>
+      </w:r>
+    </w:p>
+    <w:p>
+      <w:r>
+        <w:rPr>
+          <w:rFonts w:ascii="Microsoft JhengHei" w:hAnsi="Microsoft JhengHei" w:eastAsia="Microsoft JhengHei"/>
+          <w:b/>
+          <w:sz w:val="21"/>
+        </w:rPr>
+        <w:t>重點：</w:t>
+      </w:r>
+      <w:r>
+        <w:rPr>
+          <w:rFonts w:ascii="Microsoft JhengHei" w:hAnsi="Microsoft JhengHei" w:eastAsia="Microsoft JhengHei"/>
+          <w:sz w:val="21"/>
+        </w:rPr>
+        <w:t xml:space="preserve"> 找一張空白紙，邊背邊默寫。目的不是練字，而是讓大腦主動提取資訊；講者說寫的過程相當於在腦海裡影印一次，所以記得更牢。</w:t>
+      </w:r>
+    </w:p>
+    <w:p>
+      <w:r>
+        <w:rPr>
+          <w:rFonts w:ascii="Microsoft JhengHei" w:hAnsi="Microsoft JhengHei" w:eastAsia="Microsoft JhengHei"/>
+          <w:b/>
+          <w:sz w:val="21"/>
+        </w:rPr>
+        <w:t>標籤：</w:t>
+      </w:r>
+      <w:r>
+        <w:rPr>
+          <w:rFonts w:ascii="Microsoft JhengHei" w:hAnsi="Microsoft JhengHei" w:eastAsia="Microsoft JhengHei"/>
+          <w:sz w:val="21"/>
+        </w:rPr>
+        <w:t xml:space="preserve"> #默寫 #主動提取</w:t>
+      </w:r>
+    </w:p>
+    <w:p>
+      <w:r>
+        <w:rPr>
+          <w:rFonts w:ascii="Microsoft JhengHei" w:hAnsi="Microsoft JhengHei" w:eastAsia="Microsoft JhengHei"/>
+          <w:sz w:val="21"/>
+        </w:rPr>
+        <w:t>四，第四輪，動手寫下來，模擬輸出表達，找一張空白紙，邊背邊默寫，不是為了練字，而是為了讓大腦主動提取資訊，寫的過程相當於在腦海裡影印一次，記得更牢。</w:t>
+      </w:r>
+    </w:p>
+    <w:p>
+      <w:pPr>
+        <w:pStyle w:val="Heading3"/>
+      </w:pPr>
+      <w:r>
+        <w:t>投影片 8：第五輪：查缺補漏，對照記憶空白（02:23–02:40）</w:t>
+      </w:r>
+    </w:p>
+    <w:p>
+      <w:pPr>
+        <w:jc w:val="center"/>
+      </w:pPr>
+      <w:r>
+        <w:drawing>
+          <wp:inline xmlns:a="http://schemas.openxmlformats.org/drawingml/2006/main" xmlns:pic="http://schemas.openxmlformats.org/drawingml/2006/picture">
+            <wp:extent cx="5760000" cy="3240000"/>
+            <wp:docPr id="8" name="Picture 8"/>
+            <wp:cNvGraphicFramePr>
+              <a:graphicFrameLocks noChangeAspect="1"/>
+            </wp:cNvGraphicFramePr>
+            <a:graphic>
+              <a:graphicData uri="http://schemas.openxmlformats.org/drawingml/2006/picture">
+                <pic:pic>
+                  <pic:nvPicPr>
+                    <pic:cNvPr id="0" name="image.jpg"/>
+                    <pic:cNvPicPr/>
+                  </pic:nvPicPr>
+                  <pic:blipFill>
+                    <a:blip r:embed="rId17"/>
+                    <a:stretch>
+                      <a:fillRect/>
+                    </a:stretch>
+                  </pic:blipFill>
+                  <pic:spPr>
+                    <a:xfrm>
+                      <a:off x="0" y="0"/>
+                      <a:ext cx="5760000" cy="3240000"/>
+                    </a:xfrm>
+                    <a:prstGeom prst="rect"/>
+                  </pic:spPr>
+                </pic:pic>
+              </a:graphicData>
+            </a:graphic>
+          </wp:inline>
+        </w:drawing>
+      </w:r>
+    </w:p>
+    <w:p>
+      <w:r>
+        <w:rPr>
+          <w:rFonts w:ascii="Microsoft JhengHei" w:hAnsi="Microsoft JhengHei" w:eastAsia="Microsoft JhengHei"/>
+          <w:b/>
+          <w:sz w:val="21"/>
+        </w:rPr>
+        <w:t>重點：</w:t>
+      </w:r>
+      <w:r>
+        <w:rPr>
+          <w:rFonts w:ascii="Microsoft JhengHei" w:hAnsi="Microsoft JhengHei" w:eastAsia="Microsoft JhengHei"/>
+          <w:sz w:val="21"/>
+        </w:rPr>
+        <w:t xml:space="preserve"> 拿第三輪的思維導圖或重點筆記，對照剛才默寫的內容，把沒記住的地方用不同顏色補上，再複述一遍。講者說做到這裡，你其實已經掌握七七八八了。</w:t>
+      </w:r>
+    </w:p>
+    <w:p>
+      <w:r>
+        <w:rPr>
+          <w:rFonts w:ascii="Microsoft JhengHei" w:hAnsi="Microsoft JhengHei" w:eastAsia="Microsoft JhengHei"/>
+          <w:b/>
+          <w:sz w:val="21"/>
+        </w:rPr>
+        <w:t>標籤：</w:t>
+      </w:r>
+      <w:r>
+        <w:rPr>
+          <w:rFonts w:ascii="Microsoft JhengHei" w:hAnsi="Microsoft JhengHei" w:eastAsia="Microsoft JhengHei"/>
+          <w:sz w:val="21"/>
+        </w:rPr>
+        <w:t xml:space="preserve"> #查缺補漏 #不同顏色</w:t>
+      </w:r>
+    </w:p>
+    <w:p>
+      <w:r>
+        <w:rPr>
+          <w:rFonts w:ascii="Microsoft JhengHei" w:hAnsi="Microsoft JhengHei" w:eastAsia="Microsoft JhengHei"/>
+          <w:sz w:val="21"/>
+        </w:rPr>
+        <w:t>五，第五輪，查缺補漏，對照記憶空白，拿第三輪的思維導圖或重點筆記，對照剛才默寫的內容，把沒記住的地方用不同顏色補上，再複述一遍，這時候你會發現，你其實已經掌握的七七八八了。</w:t>
+      </w:r>
+    </w:p>
+    <w:p>
+      <w:pPr>
+        <w:pStyle w:val="Heading3"/>
+      </w:pPr>
+      <w:r>
+        <w:t>投影片 9：第六輪：完整複述，強化記憶流暢度（02:40–02:59）</w:t>
+      </w:r>
+    </w:p>
+    <w:p>
+      <w:pPr>
+        <w:jc w:val="center"/>
+      </w:pPr>
+      <w:r>
+        <w:drawing>
+          <wp:inline xmlns:a="http://schemas.openxmlformats.org/drawingml/2006/main" xmlns:pic="http://schemas.openxmlformats.org/drawingml/2006/picture">
+            <wp:extent cx="5760000" cy="3240000"/>
+            <wp:docPr id="9" name="Picture 9"/>
+            <wp:cNvGraphicFramePr>
+              <a:graphicFrameLocks noChangeAspect="1"/>
+            </wp:cNvGraphicFramePr>
+            <a:graphic>
+              <a:graphicData uri="http://schemas.openxmlformats.org/drawingml/2006/picture">
+                <pic:pic>
+                  <pic:nvPicPr>
+                    <pic:cNvPr id="0" name="image.jpg"/>
+                    <pic:cNvPicPr/>
+                  </pic:nvPicPr>
+                  <pic:blipFill>
+                    <a:blip r:embed="rId18"/>
+                    <a:stretch>
+                      <a:fillRect/>
+                    </a:stretch>
+                  </pic:blipFill>
+                  <pic:spPr>
+                    <a:xfrm>
+                      <a:off x="0" y="0"/>
+                      <a:ext cx="5760000" cy="3240000"/>
+                    </a:xfrm>
+                    <a:prstGeom prst="rect"/>
+                  </pic:spPr>
+                </pic:pic>
+              </a:graphicData>
+            </a:graphic>
+          </wp:inline>
+        </w:drawing>
+      </w:r>
+    </w:p>
+    <w:p>
+      <w:r>
+        <w:rPr>
+          <w:rFonts w:ascii="Microsoft JhengHei" w:hAnsi="Microsoft JhengHei" w:eastAsia="Microsoft JhengHei"/>
+          <w:b/>
+          <w:sz w:val="21"/>
+        </w:rPr>
+        <w:t>重點：</w:t>
+      </w:r>
+      <w:r>
+        <w:rPr>
+          <w:rFonts w:ascii="Microsoft JhengHei" w:hAnsi="Microsoft JhengHei" w:eastAsia="Microsoft JhengHei"/>
+          <w:sz w:val="21"/>
+        </w:rPr>
+        <w:t xml:space="preserve"> 最後一輪不要再依賴工具，合上書用講課的方式完整講一遍，可以默講，也可以開錄音自我檢驗。這一步不追求完美，而是追求流暢、順暢調動的能力，並模擬考試狀態。</w:t>
+      </w:r>
+    </w:p>
+    <w:p>
+      <w:r>
+        <w:rPr>
+          <w:rFonts w:ascii="Microsoft JhengHei" w:hAnsi="Microsoft JhengHei" w:eastAsia="Microsoft JhengHei"/>
+          <w:b/>
+          <w:sz w:val="21"/>
+        </w:rPr>
+        <w:t>標籤：</w:t>
+      </w:r>
+      <w:r>
+        <w:rPr>
+          <w:rFonts w:ascii="Microsoft JhengHei" w:hAnsi="Microsoft JhengHei" w:eastAsia="Microsoft JhengHei"/>
+          <w:sz w:val="21"/>
+        </w:rPr>
+        <w:t xml:space="preserve"> #完整複述 #錄音自我檢驗 #模擬考試</w:t>
+      </w:r>
+    </w:p>
+    <w:p>
+      <w:r>
+        <w:rPr>
+          <w:rFonts w:ascii="Microsoft JhengHei" w:hAnsi="Microsoft JhengHei" w:eastAsia="Microsoft JhengHei"/>
+          <w:sz w:val="21"/>
+        </w:rPr>
+        <w:t>六，第六輪，完整複述，強化記憶流暢度，最後一輪不要再依賴工具合上書，用講課的方式完整講一遍，可以默默講，也可以開錄音自我檢驗，這一步不追求完美，而是追求流暢和順暢調動的能力，模擬考試狀態。</w:t>
+      </w:r>
+    </w:p>
+    <w:p>
+      <w:pPr>
+        <w:pStyle w:val="Heading3"/>
+      </w:pPr>
+      <w:r>
+        <w:t>投影片 10：結語：每一遍都有目的地加深（02:59–03:10）</w:t>
+      </w:r>
+    </w:p>
+    <w:p>
+      <w:pPr>
+        <w:jc w:val="center"/>
+      </w:pPr>
+      <w:r>
+        <w:drawing>
+          <wp:inline xmlns:a="http://schemas.openxmlformats.org/drawingml/2006/main" xmlns:pic="http://schemas.openxmlformats.org/drawingml/2006/picture">
+            <wp:extent cx="5760000" cy="3240000"/>
+            <wp:docPr id="10" name="Picture 10"/>
+            <wp:cNvGraphicFramePr>
+              <a:graphicFrameLocks noChangeAspect="1"/>
+            </wp:cNvGraphicFramePr>
+            <a:graphic>
+              <a:graphicData uri="http://schemas.openxmlformats.org/drawingml/2006/picture">
+                <pic:pic>
+                  <pic:nvPicPr>
+                    <pic:cNvPr id="0" name="image.jpg"/>
+                    <pic:cNvPicPr/>
+                  </pic:nvPicPr>
+                  <pic:blipFill>
+                    <a:blip r:embed="rId19"/>
+                    <a:stretch>
+                      <a:fillRect/>
+                    </a:stretch>
+                  </pic:blipFill>
+                  <pic:spPr>
+                    <a:xfrm>
+                      <a:off x="0" y="0"/>
+                      <a:ext cx="5760000" cy="3240000"/>
+                    </a:xfrm>
+                    <a:prstGeom prst="rect"/>
+                  </pic:spPr>
+                </pic:pic>
+              </a:graphicData>
+            </a:graphic>
+          </wp:inline>
+        </w:drawing>
+      </w:r>
+    </w:p>
+    <w:p>
+      <w:r>
+        <w:rPr>
+          <w:rFonts w:ascii="Microsoft JhengHei" w:hAnsi="Microsoft JhengHei" w:eastAsia="Microsoft JhengHei"/>
+          <w:b/>
+          <w:sz w:val="21"/>
+        </w:rPr>
+        <w:t>重點：</w:t>
+      </w:r>
+      <w:r>
+        <w:rPr>
+          <w:rFonts w:ascii="Microsoft JhengHei" w:hAnsi="Microsoft JhengHei" w:eastAsia="Microsoft JhengHei"/>
+          <w:sz w:val="21"/>
+        </w:rPr>
+        <w:t xml:space="preserve"> 講者總結每一遍都不是簡單重複，而是有目的、有重點地加深；六遍走完，會對那部分內容形成非常立體的掌握。</w:t>
+      </w:r>
+    </w:p>
+    <w:p>
+      <w:r>
+        <w:rPr>
+          <w:rFonts w:ascii="Microsoft JhengHei" w:hAnsi="Microsoft JhengHei" w:eastAsia="Microsoft JhengHei"/>
+          <w:b/>
+          <w:sz w:val="21"/>
+        </w:rPr>
+        <w:t>標籤：</w:t>
+      </w:r>
+      <w:r>
+        <w:rPr>
+          <w:rFonts w:ascii="Microsoft JhengHei" w:hAnsi="Microsoft JhengHei" w:eastAsia="Microsoft JhengHei"/>
+          <w:sz w:val="21"/>
+        </w:rPr>
+        <w:t xml:space="preserve"> #立體掌握</w:t>
+      </w:r>
+    </w:p>
+    <w:p>
+      <w:r>
+        <w:rPr>
+          <w:rFonts w:ascii="Microsoft JhengHei" w:hAnsi="Microsoft JhengHei" w:eastAsia="Microsoft JhengHei"/>
+          <w:sz w:val="21"/>
+        </w:rPr>
+        <w:t>每一遍其實都不是簡單重複，而是有目的，有重點的加深，六遍走完，你會對那部分內容形成非常立體的掌握。</w:t>
       </w:r>
     </w:p>
     <w:p>

--- a/watch-output/身心生活/2026-10-21_Web_Threads-讀書上癮的秘訣__Det4Ya3EyqQ/2026-10-21_Web_Threads-讀書上癮的秘訣__Det4Ya3EyqQ_report.docx
+++ b/watch-output/身心生活/2026-10-21_Web_Threads-讀書上癮的秘訣__Det4Ya3EyqQ/2026-10-21_Web_Threads-讀書上癮的秘訣__Det4Ya3EyqQ_report.docx
@@ -841,6 +841,101 @@
         <w:pStyle w:val="Heading2"/>
       </w:pPr>
       <w:r>
+        <w:t>思維導圖</w:t>
+      </w:r>
+    </w:p>
+    <w:p>
+      <w:pPr>
+        <w:jc w:val="center"/>
+      </w:pPr>
+      <w:r>
+        <w:drawing>
+          <wp:inline xmlns:a="http://schemas.openxmlformats.org/drawingml/2006/main" xmlns:pic="http://schemas.openxmlformats.org/drawingml/2006/picture">
+            <wp:extent cx="5095853" cy="7919998"/>
+            <wp:docPr id="1" name="Picture 1"/>
+            <wp:cNvGraphicFramePr>
+              <a:graphicFrameLocks noChangeAspect="1"/>
+            </wp:cNvGraphicFramePr>
+            <a:graphic>
+              <a:graphicData uri="http://schemas.openxmlformats.org/drawingml/2006/picture">
+                <pic:pic>
+                  <pic:nvPicPr>
+                    <pic:cNvPr id="0" name="image.jpg"/>
+                    <pic:cNvPicPr/>
+                  </pic:nvPicPr>
+                  <pic:blipFill>
+                    <a:blip r:embed="rId10"/>
+                    <a:stretch>
+                      <a:fillRect/>
+                    </a:stretch>
+                  </pic:blipFill>
+                  <pic:spPr>
+                    <a:xfrm>
+                      <a:off x="0" y="0"/>
+                      <a:ext cx="5095853" cy="7919998"/>
+                    </a:xfrm>
+                    <a:prstGeom prst="rect"/>
+                  </pic:spPr>
+                </pic:pic>
+              </a:graphicData>
+            </a:graphic>
+          </wp:inline>
+        </w:drawing>
+      </w:r>
+    </w:p>
+    <w:p>
+      <w:pPr>
+        <w:pStyle w:val="ListBullet"/>
+      </w:pPr>
+      <w:r>
+        <w:rPr>
+          <w:rFonts w:ascii="Microsoft JhengHei" w:hAnsi="Microsoft JhengHei" w:eastAsia="Microsoft JhengHei"/>
+          <w:sz w:val="21"/>
+        </w:rPr>
+        <w:t>原圖：</w:t>
+      </w:r>
+      <w:hyperlink r:id="rId11">
+        <w:r>
+          <w:rPr>
+            <w:rStyle w:val="Hyperlink"/>
+            <w:color w:val="0563C1"/>
+            <w:u w:val="single"/>
+            <w:sz w:val="21"/>
+          </w:rPr>
+          <w:t>mindmap.png</w:t>
+        </w:r>
+      </w:hyperlink>
+      <w:r>
+        <w:rPr>
+          <w:rFonts w:ascii="Microsoft JhengHei" w:hAnsi="Microsoft JhengHei" w:eastAsia="Microsoft JhengHei"/>
+          <w:sz w:val="21"/>
+        </w:rPr>
+        <w:t>；文字大綱：</w:t>
+      </w:r>
+      <w:hyperlink r:id="rId12">
+        <w:r>
+          <w:rPr>
+            <w:rStyle w:val="Hyperlink"/>
+            <w:color w:val="0563C1"/>
+            <w:u w:val="single"/>
+            <w:sz w:val="21"/>
+          </w:rPr>
+          <w:t>mindmap.md</w:t>
+        </w:r>
+      </w:hyperlink>
+      <w:r>
+        <w:rPr>
+          <w:rFonts w:ascii="Microsoft JhengHei" w:hAnsi="Microsoft JhengHei" w:eastAsia="Microsoft JhengHei"/>
+          <w:sz w:val="21"/>
+        </w:rPr>
+        <w:t>（與本報告同資料夾）</w:t>
+      </w:r>
+    </w:p>
+    <w:p>
+      <w:pPr>
+        <w:pStyle w:val="Heading2"/>
+      </w:pPr>
+      <w:r>
         <w:t>圖文對照（畫面 + 逐字稿）</w:t>
       </w:r>
     </w:p>
@@ -860,7 +955,7 @@
         <w:drawing>
           <wp:inline xmlns:a="http://schemas.openxmlformats.org/drawingml/2006/main" xmlns:pic="http://schemas.openxmlformats.org/drawingml/2006/picture">
             <wp:extent cx="5760000" cy="3240000"/>
-            <wp:docPr id="1" name="Picture 1"/>
+            <wp:docPr id="2" name="Picture 2"/>
             <wp:cNvGraphicFramePr>
               <a:graphicFrameLocks noChangeAspect="1"/>
             </wp:cNvGraphicFramePr>
@@ -872,7 +967,7 @@
                     <pic:cNvPicPr/>
                   </pic:nvPicPr>
                   <pic:blipFill>
-                    <a:blip r:embed="rId10"/>
+                    <a:blip r:embed="rId13"/>
                     <a:stretch>
                       <a:fillRect/>
                     </a:stretch>
@@ -950,7 +1045,7 @@
         <w:drawing>
           <wp:inline xmlns:a="http://schemas.openxmlformats.org/drawingml/2006/main" xmlns:pic="http://schemas.openxmlformats.org/drawingml/2006/picture">
             <wp:extent cx="5760000" cy="3240000"/>
-            <wp:docPr id="2" name="Picture 2"/>
+            <wp:docPr id="3" name="Picture 3"/>
             <wp:cNvGraphicFramePr>
               <a:graphicFrameLocks noChangeAspect="1"/>
             </wp:cNvGraphicFramePr>
@@ -962,7 +1057,7 @@
                     <pic:cNvPicPr/>
                   </pic:nvPicPr>
                   <pic:blipFill>
-                    <a:blip r:embed="rId11"/>
+                    <a:blip r:embed="rId14"/>
                     <a:stretch>
                       <a:fillRect/>
                     </a:stretch>
@@ -1040,7 +1135,7 @@
         <w:drawing>
           <wp:inline xmlns:a="http://schemas.openxmlformats.org/drawingml/2006/main" xmlns:pic="http://schemas.openxmlformats.org/drawingml/2006/picture">
             <wp:extent cx="5760000" cy="3240000"/>
-            <wp:docPr id="3" name="Picture 3"/>
+            <wp:docPr id="4" name="Picture 4"/>
             <wp:cNvGraphicFramePr>
               <a:graphicFrameLocks noChangeAspect="1"/>
             </wp:cNvGraphicFramePr>
@@ -1052,7 +1147,7 @@
                     <pic:cNvPicPr/>
                   </pic:nvPicPr>
                   <pic:blipFill>
-                    <a:blip r:embed="rId12"/>
+                    <a:blip r:embed="rId15"/>
                     <a:stretch>
                       <a:fillRect/>
                     </a:stretch>
@@ -1130,7 +1225,7 @@
         <w:drawing>
           <wp:inline xmlns:a="http://schemas.openxmlformats.org/drawingml/2006/main" xmlns:pic="http://schemas.openxmlformats.org/drawingml/2006/picture">
             <wp:extent cx="5760000" cy="3240000"/>
-            <wp:docPr id="4" name="Picture 4"/>
+            <wp:docPr id="5" name="Picture 5"/>
             <wp:cNvGraphicFramePr>
               <a:graphicFrameLocks noChangeAspect="1"/>
             </wp:cNvGraphicFramePr>
@@ -1142,7 +1237,7 @@
                     <pic:cNvPicPr/>
                   </pic:nvPicPr>
                   <pic:blipFill>
-                    <a:blip r:embed="rId13"/>
+                    <a:blip r:embed="rId16"/>
                     <a:stretch>
                       <a:fillRect/>
                     </a:stretch>
@@ -1220,7 +1315,7 @@
         <w:drawing>
           <wp:inline xmlns:a="http://schemas.openxmlformats.org/drawingml/2006/main" xmlns:pic="http://schemas.openxmlformats.org/drawingml/2006/picture">
             <wp:extent cx="5760000" cy="3240000"/>
-            <wp:docPr id="5" name="Picture 5"/>
+            <wp:docPr id="6" name="Picture 6"/>
             <wp:cNvGraphicFramePr>
               <a:graphicFrameLocks noChangeAspect="1"/>
             </wp:cNvGraphicFramePr>
@@ -1232,7 +1327,7 @@
                     <pic:cNvPicPr/>
                   </pic:nvPicPr>
                   <pic:blipFill>
-                    <a:blip r:embed="rId14"/>
+                    <a:blip r:embed="rId17"/>
                     <a:stretch>
                       <a:fillRect/>
                     </a:stretch>
@@ -1310,7 +1405,7 @@
         <w:drawing>
           <wp:inline xmlns:a="http://schemas.openxmlformats.org/drawingml/2006/main" xmlns:pic="http://schemas.openxmlformats.org/drawingml/2006/picture">
             <wp:extent cx="5760000" cy="3240000"/>
-            <wp:docPr id="6" name="Picture 6"/>
+            <wp:docPr id="7" name="Picture 7"/>
             <wp:cNvGraphicFramePr>
               <a:graphicFrameLocks noChangeAspect="1"/>
             </wp:cNvGraphicFramePr>
@@ -1322,7 +1417,7 @@
                     <pic:cNvPicPr/>
                   </pic:nvPicPr>
                   <pic:blipFill>
-                    <a:blip r:embed="rId15"/>
+                    <a:blip r:embed="rId18"/>
                     <a:stretch>
                       <a:fillRect/>
                     </a:stretch>
@@ -1400,7 +1495,7 @@
         <w:drawing>
           <wp:inline xmlns:a="http://schemas.openxmlformats.org/drawingml/2006/main" xmlns:pic="http://schemas.openxmlformats.org/drawingml/2006/picture">
             <wp:extent cx="5760000" cy="3240000"/>
-            <wp:docPr id="7" name="Picture 7"/>
+            <wp:docPr id="8" name="Picture 8"/>
             <wp:cNvGraphicFramePr>
               <a:graphicFrameLocks noChangeAspect="1"/>
             </wp:cNvGraphicFramePr>
@@ -1412,7 +1507,7 @@
                     <pic:cNvPicPr/>
                   </pic:nvPicPr>
                   <pic:blipFill>
-                    <a:blip r:embed="rId16"/>
+                    <a:blip r:embed="rId19"/>
                     <a:stretch>
                       <a:fillRect/>
                     </a:stretch>
@@ -1490,7 +1585,7 @@
         <w:drawing>
           <wp:inline xmlns:a="http://schemas.openxmlformats.org/drawingml/2006/main" xmlns:pic="http://schemas.openxmlformats.org/drawingml/2006/picture">
             <wp:extent cx="5760000" cy="3240000"/>
-            <wp:docPr id="8" name="Picture 8"/>
+            <wp:docPr id="9" name="Picture 9"/>
             <wp:cNvGraphicFramePr>
               <a:graphicFrameLocks noChangeAspect="1"/>
             </wp:cNvGraphicFramePr>
@@ -1502,7 +1597,7 @@
                     <pic:cNvPicPr/>
                   </pic:nvPicPr>
                   <pic:blipFill>
-                    <a:blip r:embed="rId17"/>
+                    <a:blip r:embed="rId20"/>
                     <a:stretch>
                       <a:fillRect/>
                     </a:stretch>
@@ -1580,7 +1675,7 @@
         <w:drawing>
           <wp:inline xmlns:a="http://schemas.openxmlformats.org/drawingml/2006/main" xmlns:pic="http://schemas.openxmlformats.org/drawingml/2006/picture">
             <wp:extent cx="5760000" cy="3240000"/>
-            <wp:docPr id="9" name="Picture 9"/>
+            <wp:docPr id="10" name="Picture 10"/>
             <wp:cNvGraphicFramePr>
               <a:graphicFrameLocks noChangeAspect="1"/>
             </wp:cNvGraphicFramePr>
@@ -1592,7 +1687,7 @@
                     <pic:cNvPicPr/>
                   </pic:nvPicPr>
                   <pic:blipFill>
-                    <a:blip r:embed="rId18"/>
+                    <a:blip r:embed="rId21"/>
                     <a:stretch>
                       <a:fillRect/>
                     </a:stretch>
@@ -1670,7 +1765,7 @@
         <w:drawing>
           <wp:inline xmlns:a="http://schemas.openxmlformats.org/drawingml/2006/main" xmlns:pic="http://schemas.openxmlformats.org/drawingml/2006/picture">
             <wp:extent cx="5760000" cy="3240000"/>
-            <wp:docPr id="10" name="Picture 10"/>
+            <wp:docPr id="11" name="Picture 11"/>
             <wp:cNvGraphicFramePr>
               <a:graphicFrameLocks noChangeAspect="1"/>
             </wp:cNvGraphicFramePr>
@@ -1682,7 +1777,7 @@
                     <pic:cNvPicPr/>
                   </pic:nvPicPr>
                   <pic:blipFill>
-                    <a:blip r:embed="rId19"/>
+                    <a:blip r:embed="rId22"/>
                     <a:stretch>
                       <a:fillRect/>
                     </a:stretch>
@@ -2504,19 +2599,71 @@
         </w:rPr>
         <w:t>補充資料檔：</w:t>
       </w:r>
-      <w:r>
-        <w:rPr>
-          <w:rFonts w:ascii="Consolas" w:hAnsi="Consolas" w:eastAsia="Microsoft JhengHei"/>
-          <w:sz w:val="21"/>
-        </w:rPr>
-        <w:t>supplement.md</w:t>
-      </w:r>
+      <w:hyperlink r:id="rId23">
+        <w:r>
+          <w:rPr>
+            <w:rStyle w:val="Hyperlink"/>
+            <w:color w:val="0563C1"/>
+            <w:u w:val="single"/>
+            <w:sz w:val="21"/>
+          </w:rPr>
+          <w:t>supplement.md</w:t>
+        </w:r>
+      </w:hyperlink>
       <w:r>
         <w:rPr>
           <w:rFonts w:ascii="Microsoft JhengHei" w:hAnsi="Microsoft JhengHei" w:eastAsia="Microsoft JhengHei"/>
           <w:sz w:val="21"/>
         </w:rPr>
         <w:t>（與本報告同資料夾；內容已收錄於上方〈補充資料〉）</w:t>
+      </w:r>
+    </w:p>
+    <w:p>
+      <w:pPr>
+        <w:pStyle w:val="ListBullet"/>
+      </w:pPr>
+      <w:r>
+        <w:rPr>
+          <w:rFonts w:ascii="Microsoft JhengHei" w:hAnsi="Microsoft JhengHei" w:eastAsia="Microsoft JhengHei"/>
+          <w:sz w:val="21"/>
+        </w:rPr>
+        <w:t>思維導圖：</w:t>
+      </w:r>
+      <w:hyperlink r:id="rId11">
+        <w:r>
+          <w:rPr>
+            <w:rStyle w:val="Hyperlink"/>
+            <w:color w:val="0563C1"/>
+            <w:u w:val="single"/>
+            <w:sz w:val="21"/>
+          </w:rPr>
+          <w:t>mindmap.png</w:t>
+        </w:r>
+      </w:hyperlink>
+      <w:r>
+        <w:rPr>
+          <w:rFonts w:ascii="Microsoft JhengHei" w:hAnsi="Microsoft JhengHei" w:eastAsia="Microsoft JhengHei"/>
+          <w:sz w:val="21"/>
+        </w:rPr>
+        <w:t>、文字大綱：</w:t>
+      </w:r>
+      <w:hyperlink r:id="rId12">
+        <w:r>
+          <w:rPr>
+            <w:rStyle w:val="Hyperlink"/>
+            <w:color w:val="0563C1"/>
+            <w:u w:val="single"/>
+            <w:sz w:val="21"/>
+          </w:rPr>
+          <w:t>mindmap.md</w:t>
+        </w:r>
+      </w:hyperlink>
+      <w:r>
+        <w:rPr>
+          <w:rFonts w:ascii="Microsoft JhengHei" w:hAnsi="Microsoft JhengHei" w:eastAsia="Microsoft JhengHei"/>
+          <w:sz w:val="21"/>
+        </w:rPr>
+        <w:t>（與本報告同資料夾）</w:t>
       </w:r>
     </w:p>
     <w:sectPr>

--- a/watch-output/身心生活/2026-10-21_Web_Threads-讀書上癮的秘訣__Det4Ya3EyqQ/2026-10-21_Web_Threads-讀書上癮的秘訣__Det4Ya3EyqQ_report.docx
+++ b/watch-output/身心生活/2026-10-21_Web_Threads-讀書上癮的秘訣__Det4Ya3EyqQ/2026-10-21_Web_Threads-讀書上癮的秘訣__Det4Ya3EyqQ_report.docx
@@ -851,7 +851,7 @@
       <w:r>
         <w:drawing>
           <wp:inline xmlns:a="http://schemas.openxmlformats.org/drawingml/2006/main" xmlns:pic="http://schemas.openxmlformats.org/drawingml/2006/picture">
-            <wp:extent cx="5095853" cy="7919998"/>
+            <wp:extent cx="5156358" cy="7919999"/>
             <wp:docPr id="1" name="Picture 1"/>
             <wp:cNvGraphicFramePr>
               <a:graphicFrameLocks noChangeAspect="1"/>
@@ -860,7 +860,7 @@
               <a:graphicData uri="http://schemas.openxmlformats.org/drawingml/2006/picture">
                 <pic:pic>
                   <pic:nvPicPr>
-                    <pic:cNvPr id="0" name="image.jpg"/>
+                    <pic:cNvPr id="0" name="image.png"/>
                     <pic:cNvPicPr/>
                   </pic:nvPicPr>
                   <pic:blipFill>
@@ -872,7 +872,7 @@
                   <pic:spPr>
                     <a:xfrm>
                       <a:off x="0" y="0"/>
-                      <a:ext cx="5095853" cy="7919998"/>
+                      <a:ext cx="5156358" cy="7919999"/>
                     </a:xfrm>
                     <a:prstGeom prst="rect"/>
                   </pic:spPr>
